--- a/tesis/documento.docx
+++ b/tesis/documento.docx
@@ -1509,6 +1509,7 @@
           <w:rFonts w:ascii="Times New Roman" w:hAnsi="Times New Roman" w:cs="Times New Roman"/>
           <w:b/>
           <w:sz w:val="32"/>
+          <w:lang w:val="es-HN"/>
         </w:rPr>
       </w:pPr>
       <w:r>
@@ -1516,6 +1517,7 @@
           <w:rFonts w:ascii="Times New Roman" w:hAnsi="Times New Roman" w:cs="Times New Roman"/>
           <w:b/>
           <w:sz w:val="32"/>
+          <w:lang w:val="es-HN"/>
         </w:rPr>
         <w:t>JOSUÉ VINICIO ALEMÁN WATTERS</w:t>
       </w:r>
@@ -1654,19 +1656,19 @@
           <w:rFonts w:ascii="Times New Roman" w:hAnsi="Times New Roman"/>
           <w:b/>
           <w:sz w:val="32"/>
-        </w:rPr>
-      </w:pPr>
-      <w:proofErr w:type="spellStart"/>
+          <w:lang w:val="es-HN"/>
+        </w:rPr>
+      </w:pPr>
       <w:r>
         <w:rPr>
           <w:rFonts w:ascii="Times New Roman" w:hAnsi="Times New Roman"/>
           <w:b/>
           <w:sz w:val="32"/>
           <w:highlight w:val="yellow"/>
+          <w:lang w:val="es-HN"/>
         </w:rPr>
         <w:t>Pendiente</w:t>
       </w:r>
-      <w:proofErr w:type="spellEnd"/>
     </w:p>
     <w:p>
       <w:pPr>
@@ -1677,6 +1679,7 @@
           <w:b/>
           <w:sz w:val="32"/>
           <w:highlight w:val="yellow"/>
+          <w:lang w:val="es-HN"/>
         </w:rPr>
       </w:pPr>
       <w:r>
@@ -1685,6 +1688,7 @@
           <w:b/>
           <w:sz w:val="32"/>
           <w:highlight w:val="yellow"/>
+          <w:lang w:val="es-HN"/>
         </w:rPr>
         <w:br w:type="page"/>
       </w:r>
@@ -1697,6 +1701,7 @@
           <w:b/>
           <w:bCs/>
           <w:szCs w:val="24"/>
+          <w:lang w:val="es-HN"/>
         </w:rPr>
       </w:pPr>
     </w:p>
@@ -1708,6 +1713,7 @@
           <w:b/>
           <w:bCs/>
           <w:szCs w:val="24"/>
+          <w:lang w:val="es-HN"/>
         </w:rPr>
       </w:pPr>
     </w:p>
@@ -1752,35 +1758,32 @@
         <w:rPr>
           <w:rFonts w:cs="Times New Roman"/>
           <w:szCs w:val="24"/>
+          <w:lang w:val="es-HN"/>
         </w:rPr>
       </w:pPr>
       <w:r>
         <w:rPr>
           <w:rFonts w:cs="Times New Roman"/>
           <w:szCs w:val="24"/>
-        </w:rPr>
-        <w:t>© Copyright 202</w:t>
-      </w:r>
-      <w:r>
+          <w:lang w:val="es-HN"/>
+        </w:rPr>
+        <w:t>© Copyright 2026</w:t>
+      </w:r>
+    </w:p>
+    <w:p>
+      <w:pPr>
+        <w:jc w:val="center"/>
         <w:rPr>
           <w:rFonts w:cs="Times New Roman"/>
           <w:szCs w:val="24"/>
-        </w:rPr>
-        <w:t>6</w:t>
-      </w:r>
-    </w:p>
-    <w:p>
-      <w:pPr>
-        <w:jc w:val="center"/>
+          <w:lang w:val="es-HN"/>
+        </w:rPr>
+      </w:pPr>
+      <w:r>
         <w:rPr>
           <w:rFonts w:cs="Times New Roman"/>
           <w:szCs w:val="24"/>
-        </w:rPr>
-      </w:pPr>
-      <w:r>
-        <w:rPr>
-          <w:rFonts w:cs="Times New Roman"/>
-          <w:szCs w:val="24"/>
+          <w:lang w:val="es-HN"/>
         </w:rPr>
         <w:t>GÉNESIS JUSSELPHY MEDINA ANARIBA</w:t>
       </w:r>
@@ -1791,7 +1794,6 @@
         <w:jc w:val="center"/>
         <w:rPr>
           <w:bCs/>
-          <w:lang w:val="en-US"/>
         </w:rPr>
       </w:pPr>
     </w:p>
@@ -1801,7 +1803,6 @@
         <w:jc w:val="center"/>
         <w:rPr>
           <w:bCs/>
-          <w:lang w:val="en-US"/>
         </w:rPr>
       </w:pPr>
     </w:p>
@@ -1810,7 +1811,6 @@
         <w:pStyle w:val="NormalWeb"/>
         <w:rPr>
           <w:bCs/>
-          <w:lang w:val="en-US"/>
         </w:rPr>
       </w:pPr>
     </w:p>
@@ -1819,7 +1819,6 @@
         <w:pStyle w:val="NormalWeb"/>
         <w:rPr>
           <w:bCs/>
-          <w:lang w:val="en-US"/>
         </w:rPr>
       </w:pPr>
     </w:p>
@@ -1828,7 +1827,6 @@
         <w:pStyle w:val="NormalWeb"/>
         <w:rPr>
           <w:bCs/>
-          <w:lang w:val="en-US"/>
         </w:rPr>
       </w:pPr>
     </w:p>
@@ -1837,7 +1835,6 @@
         <w:pStyle w:val="NormalWeb"/>
         <w:rPr>
           <w:bCs/>
-          <w:lang w:val="en-US"/>
         </w:rPr>
       </w:pPr>
     </w:p>
@@ -1901,6 +1898,9 @@
     <w:p>
       <w:pPr>
         <w:jc w:val="center"/>
+        <w:rPr>
+          <w:lang w:val="es-HN"/>
+        </w:rPr>
       </w:pPr>
     </w:p>
     <w:p>
@@ -1912,6 +1912,7 @@
           <w:b/>
           <w:sz w:val="24"/>
           <w:szCs w:val="24"/>
+          <w:lang w:val="es-HN"/>
         </w:rPr>
       </w:pPr>
     </w:p>
@@ -4689,6 +4690,7 @@
           <w:bCs/>
           <w:sz w:val="24"/>
           <w:szCs w:val="24"/>
+          <w:lang w:val="es-HN"/>
         </w:rPr>
       </w:pPr>
       <w:r>
@@ -4698,6 +4700,7 @@
           <w:bCs/>
           <w:sz w:val="24"/>
           <w:szCs w:val="24"/>
+          <w:lang w:val="es-HN"/>
         </w:rPr>
         <w:t>FACULTY OF ENGINEERING</w:t>
       </w:r>
@@ -4919,9 +4922,6 @@
       <w:pPr>
         <w:pStyle w:val="Ttulo1"/>
         <w:ind w:left="0"/>
-        <w:rPr>
-          <w:lang w:val="es-HN"/>
-        </w:rPr>
       </w:pPr>
     </w:p>
     <w:p>
@@ -4934,20 +4934,20 @@
           <w:bCs/>
           <w:sz w:val="24"/>
           <w:szCs w:val="32"/>
-          <w:lang w:val="es-HN"/>
-        </w:rPr>
-      </w:pPr>
-      <w:r>
-        <w:rPr>
-          <w:lang w:val="es-HN"/>
-        </w:rPr>
+        </w:rPr>
+      </w:pPr>
+      <w:r>
         <w:br w:type="page"/>
       </w:r>
     </w:p>
     <w:sdt>
       <w:sdtPr>
         <w:rPr>
-          <w:lang w:val="es-ES"/>
+          <w:rFonts w:asciiTheme="minorHAnsi" w:eastAsiaTheme="minorHAnsi" w:hAnsiTheme="minorHAnsi" w:cstheme="minorBidi"/>
+          <w:color w:val="auto"/>
+          <w:sz w:val="22"/>
+          <w:szCs w:val="22"/>
+          <w:lang w:val="es-ES" w:eastAsia="en-US"/>
         </w:rPr>
         <w:id w:val="-1277020531"/>
         <w:docPartObj>
@@ -4957,11 +4957,7 @@
       </w:sdtPr>
       <w:sdtEndPr>
         <w:rPr>
-          <w:rFonts w:ascii="Times New Roman" w:eastAsiaTheme="minorHAnsi" w:hAnsi="Times New Roman" w:cs="Times New Roman"/>
-          <w:color w:val="auto"/>
-          <w:sz w:val="22"/>
-          <w:szCs w:val="22"/>
-          <w:lang w:eastAsia="en-US"/>
+          <w:rFonts w:ascii="Times New Roman" w:hAnsi="Times New Roman" w:cs="Times New Roman"/>
         </w:rPr>
       </w:sdtEndPr>
       <w:sdtContent>
@@ -11458,6 +11454,105 @@
         <w:t>Anexos</w:t>
       </w:r>
       <w:bookmarkEnd w:id="59"/>
+    </w:p>
+    <w:p>
+      <w:pPr>
+        <w:widowControl/>
+        <w:spacing w:after="160" w:line="259" w:lineRule="auto"/>
+        <w:rPr>
+          <w:rFonts w:ascii="Times New Roman" w:eastAsia="Times New Roman" w:hAnsi="Times New Roman"/>
+          <w:b/>
+          <w:bCs/>
+          <w:sz w:val="24"/>
+          <w:szCs w:val="32"/>
+          <w:lang w:val="es-HN"/>
+        </w:rPr>
+      </w:pPr>
+      <w:r>
+        <w:rPr>
+          <w:lang w:val="es-HN"/>
+        </w:rPr>
+        <w:br w:type="page"/>
+      </w:r>
+    </w:p>
+    <w:p>
+      <w:pPr>
+        <w:pStyle w:val="Ttulo1"/>
+        <w:ind w:left="0"/>
+        <w:jc w:val="center"/>
+        <w:rPr>
+          <w:lang w:val="es-HN"/>
+        </w:rPr>
+      </w:pPr>
+      <w:r>
+        <w:rPr>
+          <w:lang w:val="es-HN"/>
+        </w:rPr>
+        <w:lastRenderedPageBreak/>
+        <w:t>Índice de Tablas</w:t>
+      </w:r>
+    </w:p>
+    <w:p>
+      <w:pPr>
+        <w:pStyle w:val="Ttulo1"/>
+        <w:ind w:left="0"/>
+        <w:jc w:val="center"/>
+        <w:rPr>
+          <w:lang w:val="es-HN"/>
+        </w:rPr>
+      </w:pPr>
+      <w:r>
+        <w:rPr>
+          <w:lang w:val="es-HN"/>
+        </w:rPr>
+        <w:fldChar w:fldCharType="begin"/>
+      </w:r>
+      <w:r>
+        <w:rPr>
+          <w:lang w:val="es-HN"/>
+        </w:rPr>
+        <w:instrText xml:space="preserve"> TOC \h \z \c "Tabla" </w:instrText>
+      </w:r>
+      <w:r>
+        <w:rPr>
+          <w:lang w:val="es-HN"/>
+        </w:rPr>
+        <w:fldChar w:fldCharType="separate"/>
+      </w:r>
+      <w:r>
+        <w:rPr>
+          <w:b w:val="0"/>
+          <w:bCs w:val="0"/>
+          <w:noProof/>
+          <w:lang w:val="es-ES"/>
+        </w:rPr>
+        <w:t>No se encuentran elementos de tabla de ilustraciones.</w:t>
+      </w:r>
+      <w:r>
+        <w:rPr>
+          <w:lang w:val="es-HN"/>
+        </w:rPr>
+        <w:fldChar w:fldCharType="end"/>
+      </w:r>
+    </w:p>
+    <w:p>
+      <w:pPr>
+        <w:pStyle w:val="Ttulo1"/>
+        <w:ind w:left="0"/>
+        <w:jc w:val="center"/>
+        <w:rPr>
+          <w:lang w:val="es-HN"/>
+        </w:rPr>
+      </w:pPr>
+    </w:p>
+    <w:p>
+      <w:pPr>
+        <w:pStyle w:val="Ttulo1"/>
+        <w:ind w:left="0"/>
+        <w:rPr>
+          <w:lang w:val="es-HN"/>
+        </w:rPr>
+      </w:pPr>
     </w:p>
     <w:sectPr>
       <w:footerReference w:type="default" r:id="rId11"/>
@@ -15158,6 +15253,7 @@
   <w:style w:type="character" w:default="1" w:styleId="Fuentedeprrafopredeter">
     <w:name w:val="Default Paragraph Font"/>
     <w:uiPriority w:val="1"/>
+    <w:semiHidden/>
     <w:unhideWhenUsed/>
   </w:style>
   <w:style w:type="table" w:default="1" w:styleId="Tablanormal">

--- a/tesis/documento.docx
+++ b/tesis/documento.docx
@@ -11494,6 +11494,106 @@
     </w:p>
     <w:p>
       <w:pPr>
+        <w:pStyle w:val="Tabladeilustraciones"/>
+        <w:tabs>
+          <w:tab w:val="right" w:leader="dot" w:pos="9394"/>
+        </w:tabs>
+        <w:rPr>
+          <w:noProof/>
+        </w:rPr>
+      </w:pPr>
+      <w:r>
+        <w:rPr>
+          <w:lang w:val="es-HN"/>
+        </w:rPr>
+        <w:fldChar w:fldCharType="begin"/>
+      </w:r>
+      <w:r>
+        <w:rPr>
+          <w:lang w:val="es-HN"/>
+        </w:rPr>
+        <w:instrText xml:space="preserve"> TOC \h \z \c "Tabla" </w:instrText>
+      </w:r>
+      <w:r>
+        <w:rPr>
+          <w:lang w:val="es-HN"/>
+        </w:rPr>
+        <w:fldChar w:fldCharType="separate"/>
+      </w:r>
+      <w:hyperlink w:anchor="_Toc244412330" w:history="1">
+        <w:r>
+          <w:rPr>
+            <w:rStyle w:val="Hipervnculo"/>
+            <w:noProof/>
+          </w:rPr>
+          <w:t>Tabla 2</w:t>
+        </w:r>
+        <w:r>
+          <w:rPr>
+            <w:noProof/>
+            <w:webHidden/>
+          </w:rPr>
+          <w:tab/>
+        </w:r>
+        <w:r>
+          <w:rPr>
+            <w:noProof/>
+            <w:webHidden/>
+          </w:rPr>
+          <w:fldChar w:fldCharType="begin"/>
+        </w:r>
+        <w:r>
+          <w:rPr>
+            <w:noProof/>
+            <w:webHidden/>
+          </w:rPr>
+          <w:instrText xml:space="preserve"> PAGEREF _Toc244412330 \h </w:instrText>
+        </w:r>
+        <w:r>
+          <w:rPr>
+            <w:noProof/>
+            <w:webHidden/>
+          </w:rPr>
+        </w:r>
+        <w:r>
+          <w:rPr>
+            <w:noProof/>
+            <w:webHidden/>
+          </w:rPr>
+          <w:fldChar w:fldCharType="separate"/>
+        </w:r>
+        <w:r>
+          <w:rPr>
+            <w:noProof/>
+            <w:webHidden/>
+          </w:rPr>
+          <w:t>18</w:t>
+        </w:r>
+        <w:r>
+          <w:rPr>
+            <w:noProof/>
+            <w:webHidden/>
+          </w:rPr>
+          <w:fldChar w:fldCharType="end"/>
+        </w:r>
+      </w:hyperlink>
+    </w:p>
+    <w:p>
+      <w:pPr>
+        <w:pStyle w:val="Descripcin"/>
+        <w:rPr>
+          <w:lang w:val="es-HN"/>
+        </w:rPr>
+      </w:pPr>
+      <w:r>
+        <w:rPr>
+          <w:lang w:val="es-HN"/>
+        </w:rPr>
+        <w:fldChar w:fldCharType="end"/>
+      </w:r>
+    </w:p>
+    <w:p>
+      <w:pPr>
         <w:pStyle w:val="Ttulo1"/>
         <w:ind w:left="0"/>
         <w:jc w:val="center"/>
@@ -11501,39 +11601,6 @@
           <w:lang w:val="es-HN"/>
         </w:rPr>
       </w:pPr>
-      <w:r>
-        <w:rPr>
-          <w:lang w:val="es-HN"/>
-        </w:rPr>
-        <w:fldChar w:fldCharType="begin"/>
-      </w:r>
-      <w:r>
-        <w:rPr>
-          <w:lang w:val="es-HN"/>
-        </w:rPr>
-        <w:instrText xml:space="preserve"> TOC \h \z \c "Tabla" </w:instrText>
-      </w:r>
-      <w:r>
-        <w:rPr>
-          <w:lang w:val="es-HN"/>
-        </w:rPr>
-        <w:fldChar w:fldCharType="separate"/>
-      </w:r>
-      <w:r>
-        <w:rPr>
-          <w:b w:val="0"/>
-          <w:bCs w:val="0"/>
-          <w:noProof/>
-          <w:lang w:val="es-ES"/>
-        </w:rPr>
-        <w:t>No se encuentran elementos de tabla de ilustraciones.</w:t>
-      </w:r>
-      <w:r>
-        <w:rPr>
-          <w:lang w:val="es-HN"/>
-        </w:rPr>
-        <w:fldChar w:fldCharType="end"/>
-      </w:r>
     </w:p>
     <w:p>
       <w:pPr>
@@ -11549,6 +11616,244 @@
       <w:pPr>
         <w:pStyle w:val="Ttulo1"/>
         <w:ind w:left="0"/>
+        <w:jc w:val="center"/>
+        <w:rPr>
+          <w:lang w:val="es-HN"/>
+        </w:rPr>
+      </w:pPr>
+    </w:p>
+    <w:p>
+      <w:pPr>
+        <w:pStyle w:val="Descripcin"/>
+        <w:keepNext/>
+      </w:pPr>
+      <w:bookmarkStart w:id="60" w:name="_Toc244412330"/>
+      <w:proofErr w:type="spellStart"/>
+      <w:r>
+        <w:t>Tabla</w:t>
+      </w:r>
+      <w:proofErr w:type="spellEnd"/>
+      <w:r>
+        <w:t xml:space="preserve"> </w:t>
+      </w:r>
+      <w:r>
+        <w:fldChar w:fldCharType="begin"/>
+      </w:r>
+      <w:r>
+        <w:instrText xml:space="preserve"> SEQ Tabla \* ARABIC </w:instrText>
+      </w:r>
+      <w:r>
+        <w:fldChar w:fldCharType="separate"/>
+      </w:r>
+      <w:r>
+        <w:rPr>
+          <w:noProof/>
+        </w:rPr>
+        <w:t>2</w:t>
+      </w:r>
+      <w:bookmarkEnd w:id="60"/>
+      <w:r>
+        <w:fldChar w:fldCharType="end"/>
+      </w:r>
+    </w:p>
+    <w:tbl>
+      <w:tblPr>
+        <w:tblStyle w:val="Tablaconcuadrcula"/>
+        <w:tblW w:w="0" w:type="auto"/>
+        <w:tblLook w:val="04A0" w:firstRow="1" w:lastRow="0" w:firstColumn="1" w:lastColumn="0" w:noHBand="0" w:noVBand="1"/>
+      </w:tblPr>
+      <w:tblGrid>
+        <w:gridCol w:w="4697"/>
+        <w:gridCol w:w="4697"/>
+      </w:tblGrid>
+      <w:tr>
+        <w:tc>
+          <w:tcPr>
+            <w:tcW w:w="4697" w:type="dxa"/>
+          </w:tcPr>
+          <w:p>
+            <w:pPr>
+              <w:pStyle w:val="Ttulo1"/>
+              <w:ind w:left="0"/>
+              <w:jc w:val="center"/>
+              <w:rPr>
+                <w:lang w:val="es-HN"/>
+              </w:rPr>
+            </w:pPr>
+            <w:r>
+              <w:rPr>
+                <w:lang w:val="es-HN"/>
+              </w:rPr>
+              <w:t>Área de GML</w:t>
+            </w:r>
+          </w:p>
+        </w:tc>
+        <w:tc>
+          <w:tcPr>
+            <w:tcW w:w="4697" w:type="dxa"/>
+          </w:tcPr>
+          <w:p>
+            <w:pPr>
+              <w:pStyle w:val="Ttulo1"/>
+              <w:ind w:left="0"/>
+              <w:jc w:val="center"/>
+              <w:rPr>
+                <w:lang w:val="es-HN"/>
+              </w:rPr>
+            </w:pPr>
+            <w:r>
+              <w:rPr>
+                <w:lang w:val="es-HN"/>
+              </w:rPr>
+              <w:t>Trabajo realizado</w:t>
+            </w:r>
+          </w:p>
+        </w:tc>
+      </w:tr>
+      <w:tr>
+        <w:tc>
+          <w:tcPr>
+            <w:tcW w:w="4697" w:type="dxa"/>
+          </w:tcPr>
+          <w:p>
+            <w:pPr>
+              <w:pStyle w:val="Ttulo1"/>
+              <w:ind w:left="0"/>
+              <w:jc w:val="center"/>
+              <w:rPr>
+                <w:lang w:val="es-HN"/>
+              </w:rPr>
+            </w:pPr>
+            <w:r>
+              <w:rPr>
+                <w:lang w:val="es-HN"/>
+              </w:rPr>
+              <w:t>Configuració</w:t>
+            </w:r>
+            <w:r>
+              <w:rPr>
+                <w:lang w:val="es-HN"/>
+              </w:rPr>
+              <w:t>n</w:t>
+            </w:r>
+          </w:p>
+        </w:tc>
+        <w:tc>
+          <w:tcPr>
+            <w:tcW w:w="4697" w:type="dxa"/>
+          </w:tcPr>
+          <w:p>
+            <w:pPr>
+              <w:pStyle w:val="Ttulo1"/>
+              <w:ind w:left="0"/>
+              <w:jc w:val="center"/>
+              <w:rPr>
+                <w:lang w:val="es-HN"/>
+              </w:rPr>
+            </w:pPr>
+            <w:r>
+              <w:rPr>
+                <w:lang w:val="es-HN"/>
+              </w:rPr>
+              <w:t>Ajustes en catálogos y BUS</w:t>
+            </w:r>
+          </w:p>
+        </w:tc>
+      </w:tr>
+      <w:tr>
+        <w:tc>
+          <w:tcPr>
+            <w:tcW w:w="4697" w:type="dxa"/>
+          </w:tcPr>
+          <w:p>
+            <w:pPr>
+              <w:pStyle w:val="Ttulo1"/>
+              <w:ind w:left="0"/>
+              <w:jc w:val="center"/>
+              <w:rPr>
+                <w:lang w:val="es-HN"/>
+              </w:rPr>
+            </w:pPr>
+            <w:r>
+              <w:rPr>
+                <w:lang w:val="es-HN"/>
+              </w:rPr>
+              <w:t>Seguridad</w:t>
+            </w:r>
+          </w:p>
+        </w:tc>
+        <w:tc>
+          <w:tcPr>
+            <w:tcW w:w="4697" w:type="dxa"/>
+          </w:tcPr>
+          <w:p>
+            <w:pPr>
+              <w:pStyle w:val="Ttulo1"/>
+              <w:ind w:left="0"/>
+              <w:jc w:val="center"/>
+              <w:rPr>
+                <w:lang w:val="es-HN"/>
+              </w:rPr>
+            </w:pPr>
+            <w:r>
+              <w:rPr>
+                <w:lang w:val="es-HN"/>
+              </w:rPr>
+              <w:t>Mejoras en perfiles y usuarios</w:t>
+            </w:r>
+          </w:p>
+        </w:tc>
+      </w:tr>
+      <w:tr>
+        <w:tc>
+          <w:tcPr>
+            <w:tcW w:w="4697" w:type="dxa"/>
+          </w:tcPr>
+          <w:p>
+            <w:pPr>
+              <w:pStyle w:val="Ttulo1"/>
+              <w:ind w:left="0"/>
+              <w:jc w:val="center"/>
+              <w:rPr>
+                <w:lang w:val="es-HN"/>
+              </w:rPr>
+            </w:pPr>
+            <w:r>
+              <w:rPr>
+                <w:lang w:val="es-HN"/>
+              </w:rPr>
+              <w:t>Operaciones</w:t>
+            </w:r>
+          </w:p>
+        </w:tc>
+        <w:tc>
+          <w:tcPr>
+            <w:tcW w:w="4697" w:type="dxa"/>
+          </w:tcPr>
+          <w:p>
+            <w:pPr>
+              <w:pStyle w:val="Ttulo1"/>
+              <w:ind w:left="0"/>
+              <w:jc w:val="center"/>
+              <w:rPr>
+                <w:lang w:val="es-HN"/>
+              </w:rPr>
+            </w:pPr>
+            <w:r>
+              <w:rPr>
+                <w:lang w:val="es-HN"/>
+              </w:rPr>
+              <w:t>Ajustes en tránsito de movimientos</w:t>
+            </w:r>
+          </w:p>
+        </w:tc>
+      </w:tr>
+    </w:tbl>
+    <w:p>
+      <w:pPr>
+        <w:pStyle w:val="Ttulo1"/>
+        <w:ind w:left="0"/>
+        <w:jc w:val="center"/>
         <w:rPr>
           <w:lang w:val="es-HN"/>
         </w:rPr>
@@ -15813,6 +16118,33 @@
       <w:lang w:val="es-HN" w:eastAsia="es-ES_tradnl"/>
     </w:rPr>
   </w:style>
+  <w:style w:type="paragraph" w:styleId="Descripcin">
+    <w:name w:val="caption"/>
+    <w:basedOn w:val="Normal"/>
+    <w:next w:val="Normal"/>
+    <w:uiPriority w:val="35"/>
+    <w:unhideWhenUsed/>
+    <w:qFormat/>
+    <w:rsid w:val="0001595A"/>
+    <w:pPr>
+      <w:spacing w:after="200"/>
+    </w:pPr>
+    <w:rPr>
+      <w:i/>
+      <w:iCs/>
+      <w:color w:val="44546A" w:themeColor="text2"/>
+      <w:sz w:val="18"/>
+      <w:szCs w:val="18"/>
+    </w:rPr>
+  </w:style>
+  <w:style w:type="paragraph" w:styleId="Tabladeilustraciones">
+    <w:name w:val="table of figures"/>
+    <w:basedOn w:val="Normal"/>
+    <w:next w:val="Normal"/>
+    <w:uiPriority w:val="99"/>
+    <w:unhideWhenUsed/>
+    <w:rsid w:val="00CC6F52"/>
+  </w:style>
 </w:styles>
 </file>
 
